--- a/public/documents/alexhendrickx_reflectie.docx
+++ b/public/documents/alexhendrickx_reflectie.docx
@@ -11604,7 +11604,7 @@
                                 <w:tblLook w:val="04A0" w:firstRow="1" w:lastRow="0" w:firstColumn="1" w:lastColumn="0" w:noHBand="0" w:noVBand="1"/>
                               </w:tblPr>
                               <w:tblGrid>
-                                <w:gridCol w:w="9642"/>
+                                <w:gridCol w:w="9415"/>
                               </w:tblGrid>
                               <w:tr>
                                 <w:tc>
@@ -11638,7 +11638,10 @@
                                       <w:pStyle w:val="Frontcover-hoofdtiteloranje"/>
                                     </w:pPr>
                                     <w:r>
-                                      <w:t>Plan van aanpak: IO Digital</w:t>
+                                      <w:t>Reflectie</w:t>
+                                    </w:r>
+                                    <w:r>
+                                      <w:t>: IO Digital</w:t>
                                     </w:r>
                                   </w:p>
                                 </w:tc>
@@ -11998,7 +12001,7 @@
                           <w:tblLook w:val="04A0" w:firstRow="1" w:lastRow="0" w:firstColumn="1" w:lastColumn="0" w:noHBand="0" w:noVBand="1"/>
                         </w:tblPr>
                         <w:tblGrid>
-                          <w:gridCol w:w="9642"/>
+                          <w:gridCol w:w="9415"/>
                         </w:tblGrid>
                         <w:tr>
                           <w:tc>
@@ -12032,7 +12035,10 @@
                                 <w:pStyle w:val="Frontcover-hoofdtiteloranje"/>
                               </w:pPr>
                               <w:r>
-                                <w:t>Plan van aanpak: IO Digital</w:t>
+                                <w:t>Reflectie</w:t>
+                              </w:r>
+                              <w:r>
+                                <w:t>: IO Digital</w:t>
                               </w:r>
                             </w:p>
                           </w:tc>
@@ -12806,16 +12812,7 @@
           <w:lang w:val="nl-BE"/>
           <w14:ligatures w14:val="standardContextual"/>
         </w:rPr>
-        <w:t>Alex Hendrickx · Bachelor Toegepaste Informatica · Thomas More Geel · 202</w:t>
-      </w:r>
-      <w:r>
-        <w:rPr>
-          <w:rFonts w:ascii="Aptos" w:eastAsia="Aptos" w:hAnsi="Aptos" w:cs="Aptos"/>
-          <w:kern w:val="2"/>
-          <w:lang w:val="nl-BE"/>
-          <w14:ligatures w14:val="standardContextual"/>
-        </w:rPr>
-        <w:t>6</w:t>
+        <w:t>Alex Hendrickx · Bachelor Toegepaste Informatica · Thomas More Geel · 2026</w:t>
       </w:r>
     </w:p>
     <w:p>
@@ -17194,10 +17191,6 @@
 </file>
 
 <file path=customXml/item1.xml><?xml version="1.0" encoding="utf-8"?>
-<b:Sources xmlns:b="http://schemas.openxmlformats.org/officeDocument/2006/bibliography" xmlns="http://schemas.openxmlformats.org/officeDocument/2006/bibliography" SelectedStyle="/APASixthEditionOfficeOnline.xsl" StyleName="APA" Version="6"/>
-</file>
-
-<file path=customXml/item2.xml><?xml version="1.0" encoding="utf-8"?>
 <ct:contentTypeSchema xmlns:ct="http://schemas.microsoft.com/office/2006/metadata/contentType" xmlns:ma="http://schemas.microsoft.com/office/2006/metadata/properties/metaAttributes" ct:_="" ma:_="" ma:contentTypeName="Document" ma:contentTypeID="0x010100FDE490E8B3F44840A383BCCDFEDD959C" ma:contentTypeVersion="11" ma:contentTypeDescription="Een nieuw document maken." ma:contentTypeScope="" ma:versionID="700a3642f7226e43f470e26e65dd6f92">
   <xsd:schema xmlns:xsd="http://www.w3.org/2001/XMLSchema" xmlns:xs="http://www.w3.org/2001/XMLSchema" xmlns:p="http://schemas.microsoft.com/office/2006/metadata/properties" xmlns:ns2="2be253a4-4b6f-4d35-b468-065f787ce157" targetNamespace="http://schemas.microsoft.com/office/2006/metadata/properties" ma:root="true" ma:fieldsID="aaa3855638aad86abf14e639e0013397" ns2:_="">
     <xsd:import namespace="2be253a4-4b6f-4d35-b468-065f787ce157"/>
@@ -17381,7 +17374,20 @@
 </ct:contentTypeSchema>
 </file>
 
+<file path=customXml/item2.xml><?xml version="1.0" encoding="utf-8"?>
+<b:Sources xmlns:b="http://schemas.openxmlformats.org/officeDocument/2006/bibliography" xmlns="http://schemas.openxmlformats.org/officeDocument/2006/bibliography" SelectedStyle="/APASixthEditionOfficeOnline.xsl" StyleName="APA" Version="6"/>
+</file>
+
 <file path=customXml/item3.xml><?xml version="1.0" encoding="utf-8"?>
+<?mso-contentType ?>
+<FormTemplates xmlns="http://schemas.microsoft.com/sharepoint/v3/contenttype/forms">
+  <Display>DocumentLibraryForm</Display>
+  <Edit>DocumentLibraryForm</Edit>
+  <New>DocumentLibraryForm</New>
+</FormTemplates>
+</file>
+
+<file path=customXml/item4.xml><?xml version="1.0" encoding="utf-8"?>
 <p:properties xmlns:p="http://schemas.microsoft.com/office/2006/metadata/properties" xmlns:xsi="http://www.w3.org/2001/XMLSchema-instance" xmlns:pc="http://schemas.microsoft.com/office/infopath/2007/PartnerControls">
   <documentManagement>
     <lcf76f155ced4ddcb4097134ff3c332f xmlns="2be253a4-4b6f-4d35-b468-065f787ce157">
@@ -17391,24 +17397,7 @@
 </p:properties>
 </file>
 
-<file path=customXml/item4.xml><?xml version="1.0" encoding="utf-8"?>
-<?mso-contentType ?>
-<FormTemplates xmlns="http://schemas.microsoft.com/sharepoint/v3/contenttype/forms">
-  <Display>DocumentLibraryForm</Display>
-  <Edit>DocumentLibraryForm</Edit>
-  <New>DocumentLibraryForm</New>
-</FormTemplates>
-</file>
-
 <file path=customXml/itemProps1.xml><?xml version="1.0" encoding="utf-8"?>
-<ds:datastoreItem xmlns:ds="http://schemas.openxmlformats.org/officeDocument/2006/customXml" ds:itemID="{DF37F78A-67D4-D049-A3FA-809D87B4371A}">
-  <ds:schemaRefs>
-    <ds:schemaRef ds:uri="http://schemas.openxmlformats.org/officeDocument/2006/bibliography"/>
-  </ds:schemaRefs>
-</ds:datastoreItem>
-</file>
-
-<file path=customXml/itemProps2.xml><?xml version="1.0" encoding="utf-8"?>
 <ds:datastoreItem xmlns:ds="http://schemas.openxmlformats.org/officeDocument/2006/customXml" ds:itemID="{FFE6F706-2D0E-4435-B7C0-113DB7759AC7}">
   <ds:schemaRefs>
     <ds:schemaRef ds:uri="http://schemas.microsoft.com/office/2006/metadata/contentType"/>
@@ -17426,7 +17415,23 @@
 </ds:datastoreItem>
 </file>
 
+<file path=customXml/itemProps2.xml><?xml version="1.0" encoding="utf-8"?>
+<ds:datastoreItem xmlns:ds="http://schemas.openxmlformats.org/officeDocument/2006/customXml" ds:itemID="{DF37F78A-67D4-D049-A3FA-809D87B4371A}">
+  <ds:schemaRefs>
+    <ds:schemaRef ds:uri="http://schemas.openxmlformats.org/officeDocument/2006/bibliography"/>
+  </ds:schemaRefs>
+</ds:datastoreItem>
+</file>
+
 <file path=customXml/itemProps3.xml><?xml version="1.0" encoding="utf-8"?>
+<ds:datastoreItem xmlns:ds="http://schemas.openxmlformats.org/officeDocument/2006/customXml" ds:itemID="{67D2EF3B-B16C-47C5-B78F-6BD14B631CEC}">
+  <ds:schemaRefs>
+    <ds:schemaRef ds:uri="http://schemas.microsoft.com/sharepoint/v3/contenttype/forms"/>
+  </ds:schemaRefs>
+</ds:datastoreItem>
+</file>
+
+<file path=customXml/itemProps4.xml><?xml version="1.0" encoding="utf-8"?>
 <ds:datastoreItem xmlns:ds="http://schemas.openxmlformats.org/officeDocument/2006/customXml" ds:itemID="{6A7C772A-C5F2-41BC-97A0-F4FC77BE1640}">
   <ds:schemaRefs>
     <ds:schemaRef ds:uri="http://schemas.microsoft.com/office/2006/metadata/properties"/>
@@ -17434,12 +17439,4 @@
     <ds:schemaRef ds:uri="2be253a4-4b6f-4d35-b468-065f787ce157"/>
   </ds:schemaRefs>
 </ds:datastoreItem>
-</file>
-
-<file path=customXml/itemProps4.xml><?xml version="1.0" encoding="utf-8"?>
-<ds:datastoreItem xmlns:ds="http://schemas.openxmlformats.org/officeDocument/2006/customXml" ds:itemID="{67D2EF3B-B16C-47C5-B78F-6BD14B631CEC}">
-  <ds:schemaRefs>
-    <ds:schemaRef ds:uri="http://schemas.microsoft.com/sharepoint/v3/contenttype/forms"/>
-  </ds:schemaRefs>
-</ds:datastoreItem>
 </file>